--- a/docs/lore/Энериум — единый свод лора.docx
+++ b/docs/lore/Энериум — единый свод лора.docx
@@ -906,7 +906,7 @@
         <w:pStyle w:val="Compact"/>
       </w:pPr>
       <w:r>
-        <w:t xml:space="preserve">До хода мир стоял готовым и мёртвым: живое было, знание было, сила и закон были, а ничего не происходило. Детям это рассказывают так: Виал подготовил почву, Уларион посадил зерно, Кэрон полил, Армонт дал солнце, Рэдмунд дал зерну время взойти.</w:t>
+        <w:t xml:space="preserve">До хода мир стоял готовым и мёртвым: живое было, знание было, сила и закон были, а ничего не происходило. Детям это рассказывают так: Виал подготовил почву, Уларион посадил зерно, Армонт полил, Кэрон дал свет, Рэдмунд дал зерну время взойти.</w:t>
       </w:r>
     </w:p>
     <w:p>
